--- a/printables/garden-answers/U3-garden-answers.docx
+++ b/printables/garden-answers/U3-garden-answers.docx
@@ -141,7 +141,21 @@
           <w:color w:val="E85D04"/>
           <w:sz w:val="24"/>
         </w:rPr>
-        <w:t>二、意思</w:t>
+        <w:t>二、根据意思写原句（答案）</w:t>
+      </w:r>
+    </w:p>
+    <w:p>
+      <w:pPr>
+        <w:spacing w:before="0" w:after="40" w:line="288" w:lineRule="auto"/>
+      </w:pPr>
+      <w:r>
+        <w:rPr>
+          <w:rFonts w:ascii="宋体" w:hAnsi="宋体" w:eastAsia="宋体"/>
+          <w:b w:val="0"/>
+          <w:color w:val="C2410C"/>
+          <w:sz w:val="22"/>
+        </w:rPr>
+        <w:t>意思：立秋之后天气转凉，扇子可以收起来了。</w:t>
       </w:r>
     </w:p>
     <w:p>
@@ -153,9 +167,23 @@
           <w:rFonts w:ascii="宋体" w:hAnsi="宋体" w:eastAsia="宋体"/>
           <w:b w:val="0"/>
           <w:color w:val="1C1917"/>
-          <w:sz w:val="24"/>
+          <w:sz w:val="26"/>
         </w:rPr>
-        <w:t>立了秋，把扇丢。　→　立秋之后天气转凉，扇子可以收起来了。</w:t>
+        <w:t>原句：立了秋，把扇丢。　——谚语</w:t>
+      </w:r>
+    </w:p>
+    <w:p>
+      <w:pPr>
+        <w:spacing w:before="0" w:after="40" w:line="288" w:lineRule="auto"/>
+      </w:pPr>
+      <w:r>
+        <w:rPr>
+          <w:rFonts w:ascii="宋体" w:hAnsi="宋体" w:eastAsia="宋体"/>
+          <w:b w:val="0"/>
+          <w:color w:val="C2410C"/>
+          <w:sz w:val="22"/>
+        </w:rPr>
+        <w:t>意思：农历二月、八月早晚温差大，穿衣容易忽冷忽热。</w:t>
       </w:r>
     </w:p>
     <w:p>
@@ -167,9 +195,23 @@
           <w:rFonts w:ascii="宋体" w:hAnsi="宋体" w:eastAsia="宋体"/>
           <w:b w:val="0"/>
           <w:color w:val="1C1917"/>
-          <w:sz w:val="24"/>
+          <w:sz w:val="26"/>
         </w:rPr>
-        <w:t>二八月，乱穿衣。　→　农历二月、八月早晚温差大，穿衣容易忽冷忽热。</w:t>
+        <w:t>原句：二八月，乱穿衣。　——谚语</w:t>
+      </w:r>
+    </w:p>
+    <w:p>
+      <w:pPr>
+        <w:spacing w:before="0" w:after="40" w:line="288" w:lineRule="auto"/>
+      </w:pPr>
+      <w:r>
+        <w:rPr>
+          <w:rFonts w:ascii="宋体" w:hAnsi="宋体" w:eastAsia="宋体"/>
+          <w:b w:val="0"/>
+          <w:color w:val="C2410C"/>
+          <w:sz w:val="22"/>
+        </w:rPr>
+        <w:t>意思：夏天雨水少，秋天霜来得早。</w:t>
       </w:r>
     </w:p>
     <w:p>
@@ -181,9 +223,23 @@
           <w:rFonts w:ascii="宋体" w:hAnsi="宋体" w:eastAsia="宋体"/>
           <w:b w:val="0"/>
           <w:color w:val="1C1917"/>
-          <w:sz w:val="24"/>
+          <w:sz w:val="26"/>
         </w:rPr>
-        <w:t>夏雨少，秋霜早。　→　夏天雨水少，秋天霜来得早。</w:t>
+        <w:t>原句：夏雨少，秋霜早。　——谚语</w:t>
+      </w:r>
+    </w:p>
+    <w:p>
+      <w:pPr>
+        <w:spacing w:before="0" w:after="40" w:line="288" w:lineRule="auto"/>
+      </w:pPr>
+      <w:r>
+        <w:rPr>
+          <w:rFonts w:ascii="宋体" w:hAnsi="宋体" w:eastAsia="宋体"/>
+          <w:b w:val="0"/>
+          <w:color w:val="C2410C"/>
+          <w:sz w:val="22"/>
+        </w:rPr>
+        <w:t>意思：农历八月大雁南飞，带来霜降将至的消息。</w:t>
       </w:r>
     </w:p>
     <w:p>
@@ -195,9 +251,23 @@
           <w:rFonts w:ascii="宋体" w:hAnsi="宋体" w:eastAsia="宋体"/>
           <w:b w:val="0"/>
           <w:color w:val="1C1917"/>
-          <w:sz w:val="24"/>
+          <w:sz w:val="26"/>
         </w:rPr>
-        <w:t>八月里来雁门开，雁儿脚上带霜来。　→　农历八月大雁南飞，带来霜降将至的消息。</w:t>
+        <w:t>原句：八月里来雁门开，雁儿脚上带霜来。　——谚语</w:t>
+      </w:r>
+    </w:p>
+    <w:p>
+      <w:pPr>
+        <w:spacing w:before="0" w:after="40" w:line="288" w:lineRule="auto"/>
+      </w:pPr>
+      <w:r>
+        <w:rPr>
+          <w:rFonts w:ascii="宋体" w:hAnsi="宋体" w:eastAsia="宋体"/>
+          <w:b w:val="0"/>
+          <w:color w:val="C2410C"/>
+          <w:sz w:val="22"/>
+        </w:rPr>
+        <w:t>意思：秋雨一场比一场冷，多场秋雨后就要穿棉衣了。</w:t>
       </w:r>
     </w:p>
     <w:p>
@@ -209,9 +279,23 @@
           <w:rFonts w:ascii="宋体" w:hAnsi="宋体" w:eastAsia="宋体"/>
           <w:b w:val="0"/>
           <w:color w:val="1C1917"/>
-          <w:sz w:val="24"/>
+          <w:sz w:val="26"/>
         </w:rPr>
-        <w:t>一场秋雨一场寒，十场秋雨要穿棉。　→　秋雨一场比一场冷，多场秋雨后就要穿棉衣了。</w:t>
+        <w:t>原句：一场秋雨一场寒，十场秋雨要穿棉。　——谚语</w:t>
+      </w:r>
+    </w:p>
+    <w:p>
+      <w:pPr>
+        <w:spacing w:before="0" w:after="40" w:line="288" w:lineRule="auto"/>
+      </w:pPr>
+      <w:r>
+        <w:rPr>
+          <w:rFonts w:ascii="宋体" w:hAnsi="宋体" w:eastAsia="宋体"/>
+          <w:b w:val="0"/>
+          <w:color w:val="C2410C"/>
+          <w:sz w:val="22"/>
+        </w:rPr>
+        <w:t>意思：农历八月仍暖、九月温和，十月还会有一段像春天一样的暖和天气（小阳春）。</w:t>
       </w:r>
     </w:p>
     <w:p>
@@ -223,9 +307,9 @@
           <w:rFonts w:ascii="宋体" w:hAnsi="宋体" w:eastAsia="宋体"/>
           <w:b w:val="0"/>
           <w:color w:val="1C1917"/>
-          <w:sz w:val="24"/>
+          <w:sz w:val="26"/>
         </w:rPr>
-        <w:t>八月暖，九月温，十月还有小阳春。　→　农历八月仍暖、九月温和，十月还会有一段像春天一样的暖和天气（小阳春）。</w:t>
+        <w:t>原句：八月暖，九月温，十月还有小阳春。　——谚语</w:t>
       </w:r>
     </w:p>
     <w:p>

--- a/printables/garden-answers/U3-garden-answers.docx
+++ b/printables/garden-answers/U3-garden-answers.docx
@@ -14,7 +14,7 @@
           <w:color w:val="F4A261"/>
           <w:sz w:val="20"/>
         </w:rPr>
-        <w:t>语文书桌 · 园地参考答案（做完再看）</w:t>
+        <w:t>语文书桌 · 园地过关测参考答案（做完再看）</w:t>
       </w:r>
     </w:p>
     <w:p>
@@ -43,7 +43,7 @@
           <w:color w:val="E85D04"/>
           <w:sz w:val="24"/>
         </w:rPr>
-        <w:t>一、默写（全文）</w:t>
+        <w:t>一、补全名句 / 全文</w:t>
       </w:r>
     </w:p>
     <w:p>
@@ -141,7 +141,63 @@
           <w:color w:val="E85D04"/>
           <w:sz w:val="24"/>
         </w:rPr>
-        <w:t>二、根据意思写原句（答案）</w:t>
+        <w:t>二、关键词填空</w:t>
+      </w:r>
+    </w:p>
+    <w:p>
+      <w:pPr>
+        <w:spacing w:before="0" w:after="80" w:line="288" w:lineRule="auto"/>
+      </w:pPr>
+      <w:r>
+        <w:rPr>
+          <w:rFonts w:ascii="宋体" w:hAnsi="宋体" w:eastAsia="宋体"/>
+          <w:b w:val="0"/>
+          <w:color w:val="1C1917"/>
+          <w:sz w:val="24"/>
+        </w:rPr>
+        <w:t>1. 十场秋雨要穿棉</w:t>
+      </w:r>
+    </w:p>
+    <w:p>
+      <w:pPr>
+        <w:spacing w:before="0" w:after="80" w:line="288" w:lineRule="auto"/>
+      </w:pPr>
+      <w:r>
+        <w:rPr>
+          <w:rFonts w:ascii="宋体" w:hAnsi="宋体" w:eastAsia="宋体"/>
+          <w:b w:val="0"/>
+          <w:color w:val="1C1917"/>
+          <w:sz w:val="24"/>
+        </w:rPr>
+        <w:t>2. 把扇丢</w:t>
+      </w:r>
+    </w:p>
+    <w:p>
+      <w:pPr>
+        <w:spacing w:before="0" w:after="120" w:line="288" w:lineRule="auto"/>
+      </w:pPr>
+      <w:r>
+        <w:rPr>
+          <w:rFonts w:ascii="宋体" w:hAnsi="宋体" w:eastAsia="宋体"/>
+          <w:b w:val="0"/>
+          <w:color w:val="1C1917"/>
+          <w:sz w:val="24"/>
+        </w:rPr>
+        <w:t>3. 雁儿脚上带霜来</w:t>
+      </w:r>
+    </w:p>
+    <w:p>
+      <w:pPr>
+        <w:spacing w:before="160" w:after="160" w:line="288" w:lineRule="auto"/>
+      </w:pPr>
+      <w:r>
+        <w:rPr>
+          <w:rFonts w:ascii="宋体" w:hAnsi="宋体" w:eastAsia="宋体"/>
+          <w:b/>
+          <w:color w:val="E85D04"/>
+          <w:sz w:val="24"/>
+        </w:rPr>
+        <w:t>三、根据意思写原句</w:t>
       </w:r>
     </w:p>
     <w:p>
@@ -323,7 +379,35 @@
           <w:color w:val="E85D04"/>
           <w:sz w:val="24"/>
         </w:rPr>
-        <w:t>三、背景</w:t>
+        <w:t>四、选择</w:t>
+      </w:r>
+    </w:p>
+    <w:p>
+      <w:pPr>
+        <w:spacing w:before="0" w:after="120" w:line="288" w:lineRule="auto"/>
+      </w:pPr>
+      <w:r>
+        <w:rPr>
+          <w:rFonts w:ascii="宋体" w:hAnsi="宋体" w:eastAsia="宋体"/>
+          <w:b w:val="0"/>
+          <w:color w:val="1C1917"/>
+          <w:sz w:val="24"/>
+        </w:rPr>
+        <w:t>A→立了秋，把扇丢。　B→一场秋雨一场寒，十场秋雨要穿棉。　C→二八月，乱穿衣。</w:t>
+      </w:r>
+    </w:p>
+    <w:p>
+      <w:pPr>
+        <w:spacing w:before="160" w:after="160" w:line="288" w:lineRule="auto"/>
+      </w:pPr>
+      <w:r>
+        <w:rPr>
+          <w:rFonts w:ascii="宋体" w:hAnsi="宋体" w:eastAsia="宋体"/>
+          <w:b/>
+          <w:color w:val="E85D04"/>
+          <w:sz w:val="24"/>
+        </w:rPr>
+        <w:t>背景</w:t>
       </w:r>
     </w:p>
     <w:p>

--- a/printables/garden-answers/U3-garden-answers.docx
+++ b/printables/garden-answers/U3-garden-answers.docx
@@ -14,7 +14,7 @@
           <w:color w:val="F4A261"/>
           <w:sz w:val="20"/>
         </w:rPr>
-        <w:t>语文书桌 · 园地过关测参考答案（做完再看）</w:t>
+        <w:t>语文书桌 · 园地练习答案（约10–15分钟卷 · 做完再看）</w:t>
       </w:r>
     </w:p>
     <w:p>

--- a/printables/garden-answers/U3-garden-answers.docx
+++ b/printables/garden-answers/U3-garden-answers.docx
@@ -155,7 +155,7 @@
           <w:color w:val="1C1917"/>
           <w:sz w:val="24"/>
         </w:rPr>
-        <w:t>1. 十场秋雨要穿棉</w:t>
+        <w:t>八月里来雁门开，雁儿脚上带霜来。</w:t>
       </w:r>
     </w:p>
     <w:p>
@@ -169,21 +169,7 @@
           <w:color w:val="1C1917"/>
           <w:sz w:val="24"/>
         </w:rPr>
-        <w:t>2. 把扇丢</w:t>
-      </w:r>
-    </w:p>
-    <w:p>
-      <w:pPr>
-        <w:spacing w:before="0" w:after="120" w:line="288" w:lineRule="auto"/>
-      </w:pPr>
-      <w:r>
-        <w:rPr>
-          <w:rFonts w:ascii="宋体" w:hAnsi="宋体" w:eastAsia="宋体"/>
-          <w:b w:val="0"/>
-          <w:color w:val="1C1917"/>
-          <w:sz w:val="24"/>
-        </w:rPr>
-        <w:t>3. 雁儿脚上带霜来</w:t>
+        <w:t>一场秋雨一场寒，十场秋雨要穿棉。</w:t>
       </w:r>
     </w:p>
     <w:p>
